--- a/FuentesCurso/UD 07. Utilidades para gestionar Docker/UD 07.05 - Caso practico 05 (Extra) - IsardVDI gestor de virtualizacion.docx
+++ b/FuentesCurso/UD 07. Utilidades para gestionar Docker/UD 07.05 - Caso practico 05 (Extra) - IsardVDI gestor de virtualizacion.docx
@@ -22,12 +22,13 @@
         <w:rPr>
           <w:rFonts w:ascii="Proxima Nova" w:cs="Proxima Nova" w:eastAsia="Proxima Nova" w:hAnsi="Proxima Nova"/>
           <w:b w:val="0"/>
+          <w:bCs w:val="0"/>
           <w:color w:val="669966"/>
           <w:sz w:val="48"/>
           <w:szCs w:val="48"/>
           <w:rtl w:val="0"/>
         </w:rPr>
-        <w:t xml:space="preserve">Introducción a Docker</w:t>
+        <w:t xml:space="preserve">Introducción a Docker y Kubernetes</w:t>
       </w:r>
       <w:r>
         <w:rPr>
@@ -73,12 +74,12 @@
           <wp:inline distB="114300" distT="114300" distL="114300" distR="114300">
             <wp:extent cx="447675" cy="57150"/>
             <wp:effectExtent b="0" l="0" r="0" t="0"/>
-            <wp:docPr descr="short line" id="6" name="image7.png"/>
+            <wp:docPr descr="short line" id="6" name="image4.png"/>
             <a:graphic>
               <a:graphicData uri="http://schemas.openxmlformats.org/drawingml/2006/picture">
                 <pic:pic>
                   <pic:nvPicPr>
-                    <pic:cNvPr descr="short line" id="0" name="image7.png"/>
+                    <pic:cNvPr descr="short line" id="0" name="image4.png"/>
                     <pic:cNvPicPr preferRelativeResize="0"/>
                   </pic:nvPicPr>
                   <pic:blipFill>
@@ -271,7 +272,7 @@
           <w:szCs w:val="32"/>
           <w:rtl w:val="0"/>
         </w:rPr>
-        <w:t xml:space="preserve">Actualizado Febrero 2025</w:t>
+        <w:t xml:space="preserve">Actualizado Enero 2026</w:t>
       </w:r>
     </w:p>
     <w:p>
@@ -302,6 +303,7 @@
         <w:rPr>
           <w:rFonts w:ascii="Verdana" w:cs="Verdana" w:eastAsia="Verdana" w:hAnsi="Verdana"/>
           <w:b w:val="1"/>
+          <w:bCs w:val="1"/>
           <w:sz w:val="20"/>
           <w:szCs w:val="20"/>
         </w:rPr>
@@ -326,6 +328,7 @@
         <w:rPr>
           <w:rFonts w:ascii="Verdana" w:cs="Verdana" w:eastAsia="Verdana" w:hAnsi="Verdana"/>
           <w:b w:val="1"/>
+          <w:bCs w:val="1"/>
           <w:sz w:val="20"/>
           <w:szCs w:val="20"/>
           <w:rtl w:val="0"/>
@@ -354,12 +357,12 @@
             <wp:extent cx="922564" cy="322898"/>
             <wp:effectExtent b="0" l="0" r="0" t="0"/>
             <wp:wrapSquare wrapText="bothSides" distB="57150" distT="57150" distL="57150" distR="57150"/>
-            <wp:docPr id="3" name="image6.png"/>
+            <wp:docPr id="3" name="image2.png"/>
             <a:graphic>
               <a:graphicData uri="http://schemas.openxmlformats.org/drawingml/2006/picture">
                 <pic:pic>
                   <pic:nvPicPr>
-                    <pic:cNvPr id="0" name="image6.png"/>
+                    <pic:cNvPr id="0" name="image2.png"/>
                     <pic:cNvPicPr preferRelativeResize="0"/>
                   </pic:nvPicPr>
                   <pic:blipFill>
@@ -444,6 +447,7 @@
         <w:ind w:left="0" w:right="57" w:firstLine="0"/>
         <w:rPr>
           <w:b w:val="1"/>
+          <w:bCs w:val="1"/>
         </w:rPr>
       </w:pPr>
       <w:r>
@@ -457,6 +461,7 @@
       <w:r>
         <w:rPr>
           <w:b w:val="1"/>
+          <w:bCs w:val="1"/>
           <w:rtl w:val="0"/>
         </w:rPr>
         <w:t xml:space="preserve">Importante</w:t>
@@ -487,6 +492,7 @@
         <w:ind w:left="0" w:right="57" w:firstLine="0"/>
         <w:rPr>
           <w:b w:val="1"/>
+          <w:bCs w:val="1"/>
         </w:rPr>
       </w:pPr>
       <w:r>
@@ -510,6 +516,7 @@
       <w:r>
         <w:rPr>
           <w:b w:val="1"/>
+          <w:bCs w:val="1"/>
           <w:rtl w:val="0"/>
         </w:rPr>
         <w:t xml:space="preserve">Atención</w:t>
@@ -540,6 +547,7 @@
         <w:ind w:left="0" w:right="57" w:firstLine="0"/>
         <w:rPr>
           <w:b w:val="1"/>
+          <w:bCs w:val="1"/>
         </w:rPr>
       </w:pPr>
       <w:r>
@@ -559,6 +567,7 @@
       <w:r>
         <w:rPr>
           <w:b w:val="1"/>
+          <w:bCs w:val="1"/>
           <w:rtl w:val="0"/>
         </w:rPr>
         <w:t xml:space="preserve">Interesante</w:t>
@@ -576,6 +585,7 @@
     </w:p>
     <w:sdt>
       <w:sdtPr>
+        <w:id w:val="1372834668"/>
         <w:docPartObj>
           <w:docPartGallery w:val="Table of Contents"/>
           <w:docPartUnique w:val="1"/>
@@ -591,6 +601,7 @@
             <w:jc w:val="left"/>
             <w:rPr>
               <w:b w:val="1"/>
+              <w:bCs w:val="1"/>
               <w:color w:val="000000"/>
               <w:u w:val="none"/>
             </w:rPr>
@@ -604,6 +615,7 @@
             <w:r>
               <w:rPr>
                 <w:b w:val="1"/>
+                <w:bCs w:val="1"/>
                 <w:color w:val="000000"/>
                 <w:u w:val="none"/>
                 <w:rtl w:val="0"/>
@@ -628,6 +640,7 @@
             <w:jc w:val="left"/>
             <w:rPr>
               <w:b w:val="1"/>
+              <w:bCs w:val="1"/>
               <w:color w:val="000000"/>
               <w:u w:val="none"/>
             </w:rPr>
@@ -636,6 +649,7 @@
             <w:r>
               <w:rPr>
                 <w:b w:val="1"/>
+                <w:bCs w:val="1"/>
                 <w:color w:val="000000"/>
                 <w:u w:val="none"/>
                 <w:rtl w:val="0"/>
@@ -660,6 +674,7 @@
             <w:jc w:val="left"/>
             <w:rPr>
               <w:b w:val="1"/>
+              <w:bCs w:val="1"/>
               <w:color w:val="000000"/>
               <w:u w:val="none"/>
             </w:rPr>
@@ -668,6 +683,7 @@
             <w:r>
               <w:rPr>
                 <w:b w:val="1"/>
+                <w:bCs w:val="1"/>
                 <w:color w:val="000000"/>
                 <w:u w:val="none"/>
                 <w:rtl w:val="0"/>
@@ -692,6 +708,7 @@
             <w:jc w:val="left"/>
             <w:rPr>
               <w:b w:val="1"/>
+              <w:bCs w:val="1"/>
               <w:color w:val="000000"/>
               <w:u w:val="none"/>
             </w:rPr>
@@ -700,6 +717,7 @@
             <w:r>
               <w:rPr>
                 <w:b w:val="1"/>
+                <w:bCs w:val="1"/>
                 <w:color w:val="000000"/>
                 <w:u w:val="none"/>
                 <w:rtl w:val="0"/>
@@ -818,7 +836,9 @@
       <w:r>
         <w:rPr>
           <w:b w:val="1"/>
+          <w:bCs w:val="1"/>
           <w:i w:val="1"/>
+          <w:iCs w:val="1"/>
           <w:rtl w:val="0"/>
         </w:rPr>
         <w:t xml:space="preserve">IsardVDI</w:t>
@@ -844,7 +864,9 @@
       <w:r>
         <w:rPr>
           <w:b w:val="1"/>
+          <w:bCs w:val="1"/>
           <w:i w:val="1"/>
+          <w:iCs w:val="1"/>
           <w:rtl w:val="0"/>
         </w:rPr>
         <w:t xml:space="preserve">KVM</w:t>
@@ -908,7 +930,9 @@
       <w:r>
         <w:rPr>
           <w:b w:val="1"/>
+          <w:bCs w:val="1"/>
           <w:i w:val="1"/>
+          <w:iCs w:val="1"/>
           <w:rtl w:val="0"/>
         </w:rPr>
         <w:t xml:space="preserve">IsardVDI</w:t>
@@ -1383,6 +1407,7 @@
         <w:pageBreakBefore w:val="0"/>
         <w:rPr>
           <w:b w:val="1"/>
+          <w:bCs w:val="1"/>
           <w:u w:val="single"/>
         </w:rPr>
       </w:pPr>
@@ -1395,6 +1420,7 @@
       <w:r>
         <w:rPr>
           <w:b w:val="1"/>
+          <w:bCs w:val="1"/>
           <w:u w:val="single"/>
           <w:rtl w:val="0"/>
         </w:rPr>
@@ -1488,6 +1514,7 @@
       <w:r>
         <w:rPr>
           <w:b w:val="1"/>
+          <w:bCs w:val="1"/>
           <w:rtl w:val="0"/>
         </w:rPr>
         <w:t xml:space="preserve">/opt/isard</w:t>
@@ -1501,7 +1528,9 @@
       <w:r>
         <w:rPr>
           <w:b w:val="1"/>
+          <w:bCs w:val="1"/>
           <w:i w:val="1"/>
+          <w:iCs w:val="1"/>
           <w:rtl w:val="0"/>
         </w:rPr>
         <w:t xml:space="preserve">/opt/isard-local</w:t>
@@ -1574,7 +1603,9 @@
       <w:r>
         <w:rPr>
           <w:b w:val="1"/>
+          <w:bCs w:val="1"/>
           <w:i w:val="1"/>
+          <w:iCs w:val="1"/>
           <w:rtl w:val="0"/>
         </w:rPr>
         <w:t xml:space="preserve">Docker Compose</w:t>
@@ -1588,6 +1619,7 @@
       <w:r>
         <w:rPr>
           <w:b w:val="1"/>
+          <w:bCs w:val="1"/>
           <w:rtl w:val="0"/>
         </w:rPr>
         <w:t xml:space="preserve">/opt/isard</w:t>
@@ -1601,7 +1633,9 @@
       <w:r>
         <w:rPr>
           <w:b w:val="1"/>
+          <w:bCs w:val="1"/>
           <w:i w:val="1"/>
+          <w:iCs w:val="1"/>
           <w:rtl w:val="0"/>
         </w:rPr>
         <w:t xml:space="preserve">/opt/isard-local</w:t>
@@ -1649,11 +1683,13 @@
         <w:pageBreakBefore w:val="0"/>
         <w:rPr>
           <w:b w:val="1"/>
+          <w:bCs w:val="1"/>
         </w:rPr>
       </w:pPr>
       <w:r>
         <w:rPr>
           <w:b w:val="1"/>
+          <w:bCs w:val="1"/>
           <w:u w:val="single"/>
           <w:rtl w:val="0"/>
         </w:rPr>
@@ -1684,7 +1720,9 @@
       <w:r>
         <w:rPr>
           <w:b w:val="1"/>
+          <w:bCs w:val="1"/>
           <w:i w:val="1"/>
+          <w:iCs w:val="1"/>
           <w:rtl w:val="0"/>
         </w:rPr>
         <w:t xml:space="preserve">admin</w:t>
@@ -1698,7 +1736,9 @@
       <w:r>
         <w:rPr>
           <w:b w:val="1"/>
+          <w:bCs w:val="1"/>
           <w:i w:val="1"/>
+          <w:iCs w:val="1"/>
           <w:rtl w:val="0"/>
         </w:rPr>
         <w:t xml:space="preserve">IsardVDI</w:t>
@@ -1706,6 +1746,7 @@
       <w:r>
         <w:rPr>
           <w:b w:val="1"/>
+          <w:bCs w:val="1"/>
           <w:rtl w:val="0"/>
         </w:rPr>
         <w:t xml:space="preserve">”.</w:t>
@@ -1716,6 +1757,7 @@
         <w:pageBreakBefore w:val="0"/>
         <w:rPr>
           <w:b w:val="1"/>
+          <w:bCs w:val="1"/>
         </w:rPr>
       </w:pPr>
       <w:r>
@@ -1730,11 +1772,13 @@
         <w:jc w:val="center"/>
         <w:rPr>
           <w:b w:val="1"/>
+          <w:bCs w:val="1"/>
         </w:rPr>
       </w:pPr>
       <w:r>
         <w:rPr>
           <w:b w:val="1"/>
+          <w:bCs w:val="1"/>
         </w:rPr>
         <w:drawing>
           <wp:inline distB="114300" distT="114300" distL="114300" distR="114300">
@@ -1780,6 +1824,7 @@
         <w:pageBreakBefore w:val="0"/>
         <w:rPr>
           <w:b w:val="1"/>
+          <w:bCs w:val="1"/>
         </w:rPr>
       </w:pPr>
       <w:r>
@@ -1805,12 +1850,12 @@
           <wp:inline distB="114300" distT="114300" distL="114300" distR="114300">
             <wp:extent cx="6120000" cy="1803400"/>
             <wp:effectExtent b="0" l="0" r="0" t="0"/>
-            <wp:docPr id="1" name="image4.png"/>
+            <wp:docPr id="1" name="image6.png"/>
             <a:graphic>
               <a:graphicData uri="http://schemas.openxmlformats.org/drawingml/2006/picture">
                 <pic:pic>
                   <pic:nvPicPr>
-                    <pic:cNvPr id="0" name="image4.png"/>
+                    <pic:cNvPr id="0" name="image6.png"/>
                     <pic:cNvPicPr preferRelativeResize="0"/>
                   </pic:nvPicPr>
                   <pic:blipFill>
@@ -1845,6 +1890,7 @@
         <w:pageBreakBefore w:val="0"/>
         <w:rPr>
           <w:b w:val="1"/>
+          <w:bCs w:val="1"/>
         </w:rPr>
       </w:pPr>
       <w:r>
@@ -2179,7 +2225,7 @@
         <w:szCs w:val="18"/>
         <w:rtl w:val="0"/>
       </w:rPr>
-      <w:t xml:space="preserve">Curso Introducción a Docker </w:t>
+      <w:t xml:space="preserve">Curso Introducción a Docker y Kubernetes</w:t>
       <w:tab/>
       <w:tab/>
       <w:t xml:space="preserve">UD07. Caso práctico 05 (Extra)</w:t>
@@ -2323,11 +2369,19 @@
       </w:pPr>
     </w:pPrDefault>
   </w:docDefaults>
+  <w:style w:type="table" w:styleId="TableNormal" w:default="1">
+    <w:name w:val="TableNormal"/>
+    <w:tblPr>
+      <w:tblCellMar>
+        <w:top w:w="100.0" w:type="dxa"/>
+        <w:left w:w="100.0" w:type="dxa"/>
+        <w:bottom w:w="100.0" w:type="dxa"/>
+        <w:right w:w="100.0" w:type="dxa"/>
+      </w:tblCellMar>
+    </w:tblPr>
+  </w:style>
   <w:style w:type="paragraph" w:styleId="Normal" w:default="1">
     <w:name w:val="normal"/>
-  </w:style>
-  <w:style w:type="table" w:styleId="TableNormal" w:default="1">
-    <w:name w:val="Table Normal"/>
   </w:style>
   <w:style w:type="paragraph" w:styleId="Heading1">
     <w:name w:val="heading 1"/>
@@ -2375,6 +2429,7 @@
     <w:rPr>
       <w:rFonts w:ascii="Arial" w:cs="Arial" w:eastAsia="Arial" w:hAnsi="Arial"/>
       <w:b w:val="0"/>
+      <w:bCs w:val="0"/>
       <w:smallCaps w:val="0"/>
       <w:color w:val="669966"/>
       <w:sz w:val="22"/>
@@ -2395,7 +2450,9 @@
     <w:rPr>
       <w:rFonts w:ascii="Arial" w:cs="Arial" w:eastAsia="Arial" w:hAnsi="Arial"/>
       <w:b w:val="1"/>
+      <w:bCs w:val="1"/>
       <w:i w:val="1"/>
+      <w:iCs w:val="1"/>
       <w:smallCaps w:val="0"/>
       <w:sz w:val="21"/>
       <w:szCs w:val="21"/>
@@ -2416,6 +2473,7 @@
     <w:rPr>
       <w:rFonts w:ascii="Arial" w:cs="Arial" w:eastAsia="Arial" w:hAnsi="Arial"/>
       <w:b w:val="1"/>
+      <w:bCs w:val="1"/>
       <w:smallCaps w:val="1"/>
       <w:sz w:val="24"/>
       <w:szCs w:val="24"/>
@@ -2433,6 +2491,7 @@
     </w:pPr>
     <w:rPr>
       <w:b w:val="1"/>
+      <w:bCs w:val="1"/>
       <w:sz w:val="20"/>
       <w:szCs w:val="20"/>
     </w:rPr>
@@ -2449,6 +2508,7 @@
     </w:pPr>
     <w:rPr>
       <w:b w:val="1"/>
+      <w:bCs w:val="1"/>
       <w:sz w:val="72"/>
       <w:szCs w:val="72"/>
     </w:rPr>
@@ -2466,6 +2526,7 @@
     <w:rPr>
       <w:rFonts w:ascii="Georgia" w:cs="Georgia" w:eastAsia="Georgia" w:hAnsi="Georgia"/>
       <w:i w:val="1"/>
+      <w:iCs w:val="1"/>
       <w:color w:val="666666"/>
       <w:sz w:val="48"/>
       <w:szCs w:val="48"/>
@@ -2476,12 +2537,6 @@
     <w:tblPr>
       <w:tblStyleRowBandSize w:val="1"/>
       <w:tblStyleColBandSize w:val="1"/>
-      <w:tblCellMar>
-        <w:top w:w="100.0" w:type="dxa"/>
-        <w:left w:w="100.0" w:type="dxa"/>
-        <w:bottom w:w="100.0" w:type="dxa"/>
-        <w:right w:w="100.0" w:type="dxa"/>
-      </w:tblCellMar>
     </w:tblPr>
   </w:style>
   <w:style w:type="table" w:styleId="Table2">
@@ -2489,12 +2544,6 @@
     <w:tblPr>
       <w:tblStyleRowBandSize w:val="1"/>
       <w:tblStyleColBandSize w:val="1"/>
-      <w:tblCellMar>
-        <w:top w:w="100.0" w:type="dxa"/>
-        <w:left w:w="100.0" w:type="dxa"/>
-        <w:bottom w:w="100.0" w:type="dxa"/>
-        <w:right w:w="100.0" w:type="dxa"/>
-      </w:tblCellMar>
     </w:tblPr>
   </w:style>
   <w:style w:type="table" w:styleId="Table3">
@@ -2502,12 +2551,6 @@
     <w:tblPr>
       <w:tblStyleRowBandSize w:val="1"/>
       <w:tblStyleColBandSize w:val="1"/>
-      <w:tblCellMar>
-        <w:top w:w="100.0" w:type="dxa"/>
-        <w:left w:w="100.0" w:type="dxa"/>
-        <w:bottom w:w="100.0" w:type="dxa"/>
-        <w:right w:w="100.0" w:type="dxa"/>
-      </w:tblCellMar>
     </w:tblPr>
   </w:style>
   <w:style w:type="table" w:styleId="Table4">
@@ -2515,12 +2558,6 @@
     <w:tblPr>
       <w:tblStyleRowBandSize w:val="1"/>
       <w:tblStyleColBandSize w:val="1"/>
-      <w:tblCellMar>
-        <w:top w:w="100.0" w:type="dxa"/>
-        <w:left w:w="100.0" w:type="dxa"/>
-        <w:bottom w:w="100.0" w:type="dxa"/>
-        <w:right w:w="100.0" w:type="dxa"/>
-      </w:tblCellMar>
     </w:tblPr>
   </w:style>
   <w:style w:type="table" w:styleId="Table5">
@@ -2528,12 +2565,6 @@
     <w:tblPr>
       <w:tblStyleRowBandSize w:val="1"/>
       <w:tblStyleColBandSize w:val="1"/>
-      <w:tblCellMar>
-        <w:top w:w="100.0" w:type="dxa"/>
-        <w:left w:w="100.0" w:type="dxa"/>
-        <w:bottom w:w="100.0" w:type="dxa"/>
-        <w:right w:w="100.0" w:type="dxa"/>
-      </w:tblCellMar>
     </w:tblPr>
   </w:style>
 </w:styles>
